--- a/OnjaroWeb/Step.docx
+++ b/OnjaroWeb/Step.docx
@@ -3569,29 +3569,7 @@
           <w:sz w:val="22"/>
           <w:szCs w:val="22"/>
         </w:rPr>
-        <w:t xml:space="preserve"> </w:t>
-      </w:r>
-      <w:proofErr w:type="spellStart"/>
-      <w:r>
-        <w:rPr>
-          <w:rFonts w:ascii="Menlo" w:hAnsi="Menlo" w:cs="Menlo"/>
-          <w:color w:val="000000"/>
-          <w:kern w:val="0"/>
-          <w:sz w:val="22"/>
-          <w:szCs w:val="22"/>
-        </w:rPr>
-        <w:t>alapján</w:t>
-      </w:r>
-      <w:proofErr w:type="spellEnd"/>
-      <w:r>
-        <w:rPr>
-          <w:rFonts w:ascii="Menlo" w:hAnsi="Menlo" w:cs="Menlo"/>
-          <w:color w:val="000000"/>
-          <w:kern w:val="0"/>
-          <w:sz w:val="22"/>
-          <w:szCs w:val="22"/>
-        </w:rPr>
-        <w:t>.</w:t>
+        <w:t xml:space="preserve"> alapján.</w:t>
       </w:r>
     </w:p>
     <w:p>
